--- a/docs/zavrsni-izvjestaj/02-projekat.docx
+++ b/docs/zavrsni-izvjestaj/02-projekat.docx
@@ -28,7 +28,7 @@
         </w:p>
       </w:sdtContent>
     </w:sdt>
-    <w:bookmarkStart w:id="39" w:name="X1299b8a8b522571cf8af09ec006ce791914f3ef"/>
+    <w:bookmarkStart w:id="45" w:name="X1299b8a8b522571cf8af09ec006ce791914f3ef"/>
     <w:p>
       <w:pPr>
         <w:pStyle w:val="Heading1"/>
@@ -46,7 +46,7 @@
         <w:t xml:space="preserve">Projekat — arhitektura, tehnologije, okruženje, UML (konsolidovano izvještavanje 2.2)</w:t>
       </w:r>
     </w:p>
-    <w:bookmarkStart w:id="12" w:name="X43dfc3a874eac9fd1266df5b32a0bdc114898eb"/>
+    <w:bookmarkStart w:id="15" w:name="X43dfc3a874eac9fd1266df5b32a0bdc114898eb"/>
     <w:p>
       <w:pPr>
         <w:pStyle w:val="Heading2"/>
@@ -268,7 +268,7 @@
       </w:r>
     </w:p>
     <w:bookmarkEnd w:id="9"/>
-    <w:bookmarkStart w:id="10" w:name="component-dijagram"/>
+    <w:bookmarkStart w:id="13" w:name="component-dijagram"/>
     <w:p>
       <w:pPr>
         <w:pStyle w:val="Heading3"/>
@@ -293,14 +293,64 @@
       <w:r>
         <w:t xml:space="preserve">Vidi</w:t>
       </w:r>
-      <w:r>
-        <w:t xml:space="preserve"> </w:t>
-      </w:r>
-      <w:r>
-        <w:rPr>
-          <w:rStyle w:val="VerbatimChar"/>
-        </w:rPr>
-        <w:t xml:space="preserve">uml/04-component-dijagram.puml</w:t>
+    </w:p>
+    <w:p>
+      <w:pPr>
+        <w:pStyle w:val="BodyText"/>
+      </w:pPr>
+      <w:r>
+        <w:drawing>
+          <wp:inline>
+            <wp:extent cx="5334000" cy="2644248"/>
+            <wp:effectExtent b="0" l="0" r="0" t="0"/>
+            <wp:docPr descr="Slika 4: Component dijagram — slojevita arhitektura" title="" id="11" name="Picture"/>
+            <a:graphic>
+              <a:graphicData uri="http://schemas.openxmlformats.org/drawingml/2006/picture">
+                <pic:pic>
+                  <pic:nvPicPr>
+                    <pic:cNvPr descr="uml/render/04-component-dijagram.png" id="12" name="Picture"/>
+                    <pic:cNvPicPr>
+                      <a:picLocks noChangeArrowheads="1" noChangeAspect="1"/>
+                    </pic:cNvPicPr>
+                  </pic:nvPicPr>
+                  <pic:blipFill>
+                    <a:blip r:embed="rId10"/>
+                    <a:stretch>
+                      <a:fillRect/>
+                    </a:stretch>
+                  </pic:blipFill>
+                  <pic:spPr bwMode="auto">
+                    <a:xfrm>
+                      <a:off x="0" y="0"/>
+                      <a:ext cx="5334000" cy="2644248"/>
+                    </a:xfrm>
+                    <a:prstGeom prst="rect">
+                      <a:avLst/>
+                    </a:prstGeom>
+                    <a:noFill/>
+                    <a:ln w="9525">
+                      <a:noFill/>
+                      <a:headEnd/>
+                      <a:tailEnd/>
+                    </a:ln>
+                  </pic:spPr>
+                </pic:pic>
+              </a:graphicData>
+            </a:graphic>
+          </wp:inline>
+        </w:drawing>
+      </w:r>
+    </w:p>
+    <w:p>
+      <w:pPr>
+        <w:pStyle w:val="BodyText"/>
+      </w:pPr>
+      <w:r>
+        <w:rPr>
+          <w:i/>
+          <w:iCs/>
+        </w:rPr>
+        <w:t xml:space="preserve">Slika 4: Component dijagram — slojevita arhitektura</w:t>
       </w:r>
       <w:r>
         <w:t xml:space="preserve"> </w:t>
@@ -309,8 +359,8 @@
         <w:t xml:space="preserve">za vizuelni prikaz slojevite arhitekture sa svim ključnim komponentama i njihovim vezama na eksterne servise.</w:t>
       </w:r>
     </w:p>
-    <w:bookmarkEnd w:id="10"/>
-    <w:bookmarkStart w:id="11" w:name="ključne-odluke"/>
+    <w:bookmarkEnd w:id="13"/>
+    <w:bookmarkStart w:id="14" w:name="ključne-odluke"/>
     <w:p>
       <w:pPr>
         <w:pStyle w:val="Heading3"/>
@@ -446,9 +496,9 @@
         <w:t xml:space="preserve">implementiraju interfejse, pravi servisi iza feature flag-ova. Tijekom razvoja i CI svi testovi rade protiv Fake-a; pravi adapteri se uključuju tek u produkciji.</w:t>
       </w:r>
     </w:p>
-    <w:bookmarkEnd w:id="11"/>
-    <w:bookmarkEnd w:id="12"/>
-    <w:bookmarkStart w:id="13" w:name="X3a6c76139683977cfe8bbdf3241b811e0059116"/>
+    <w:bookmarkEnd w:id="14"/>
+    <w:bookmarkEnd w:id="15"/>
+    <w:bookmarkStart w:id="16" w:name="X3a6c76139683977cfe8bbdf3241b811e0059116"/>
     <w:p>
       <w:pPr>
         <w:pStyle w:val="Heading2"/>
@@ -1014,8 +1064,8 @@
         </w:tc>
       </w:tr>
     </w:tbl>
-    <w:bookmarkEnd w:id="13"/>
-    <w:bookmarkStart w:id="14" w:name="X9de11b9148455cbc61bf3294d46515368045b4b"/>
+    <w:bookmarkEnd w:id="16"/>
+    <w:bookmarkStart w:id="20" w:name="X9de11b9148455cbc61bf3294d46515368045b4b"/>
     <w:p>
       <w:pPr>
         <w:pStyle w:val="Heading2"/>
@@ -1415,14 +1465,64 @@
       <w:r>
         <w:t xml:space="preserve">vidi</w:t>
       </w:r>
-      <w:r>
-        <w:t xml:space="preserve"> </w:t>
-      </w:r>
-      <w:r>
-        <w:rPr>
-          <w:rStyle w:val="VerbatimChar"/>
-        </w:rPr>
-        <w:t xml:space="preserve">uml/06-deployment-dijagram.puml</w:t>
+    </w:p>
+    <w:p>
+      <w:pPr>
+        <w:pStyle w:val="BodyText"/>
+      </w:pPr>
+      <w:r>
+        <w:drawing>
+          <wp:inline>
+            <wp:extent cx="5334000" cy="978367"/>
+            <wp:effectExtent b="0" l="0" r="0" t="0"/>
+            <wp:docPr descr="Slika 6: Deployment dijagram — dev vs prod" title="" id="18" name="Picture"/>
+            <a:graphic>
+              <a:graphicData uri="http://schemas.openxmlformats.org/drawingml/2006/picture">
+                <pic:pic>
+                  <pic:nvPicPr>
+                    <pic:cNvPr descr="uml/render/06-deployment-dijagram.png" id="19" name="Picture"/>
+                    <pic:cNvPicPr>
+                      <a:picLocks noChangeArrowheads="1" noChangeAspect="1"/>
+                    </pic:cNvPicPr>
+                  </pic:nvPicPr>
+                  <pic:blipFill>
+                    <a:blip r:embed="rId17"/>
+                    <a:stretch>
+                      <a:fillRect/>
+                    </a:stretch>
+                  </pic:blipFill>
+                  <pic:spPr bwMode="auto">
+                    <a:xfrm>
+                      <a:off x="0" y="0"/>
+                      <a:ext cx="5334000" cy="978367"/>
+                    </a:xfrm>
+                    <a:prstGeom prst="rect">
+                      <a:avLst/>
+                    </a:prstGeom>
+                    <a:noFill/>
+                    <a:ln w="9525">
+                      <a:noFill/>
+                      <a:headEnd/>
+                      <a:tailEnd/>
+                    </a:ln>
+                  </pic:spPr>
+                </pic:pic>
+              </a:graphicData>
+            </a:graphic>
+          </wp:inline>
+        </w:drawing>
+      </w:r>
+    </w:p>
+    <w:p>
+      <w:pPr>
+        <w:pStyle w:val="BodyText"/>
+      </w:pPr>
+      <w:r>
+        <w:rPr>
+          <w:i/>
+          <w:iCs/>
+        </w:rPr>
+        <w:t xml:space="preserve">Slika 6: Deployment dijagram — dev vs prod</w:t>
       </w:r>
       <w:r>
         <w:t xml:space="preserve"> </w:t>
@@ -1431,8 +1531,8 @@
         <w:t xml:space="preserve">za vizuelni prikaz dev vs prod okruženja sa svim eksternim servisima.</w:t>
       </w:r>
     </w:p>
-    <w:bookmarkEnd w:id="14"/>
-    <w:bookmarkStart w:id="15" w:name="Xfdf3d63fc8f64236aca660d7aabef2fe3a61d8f"/>
+    <w:bookmarkEnd w:id="20"/>
+    <w:bookmarkStart w:id="24" w:name="Xfdf3d63fc8f64236aca660d7aabef2fe3a61d8f"/>
     <w:p>
       <w:pPr>
         <w:pStyle w:val="Heading2"/>
@@ -1822,21 +1922,74 @@
       <w:r>
         <w:t xml:space="preserve">vidi</w:t>
       </w:r>
-      <w:r>
-        <w:t xml:space="preserve"> </w:t>
-      </w:r>
-      <w:r>
-        <w:rPr>
-          <w:rStyle w:val="VerbatimChar"/>
-        </w:rPr>
-        <w:t xml:space="preserve">uml/05-package-dijagram.puml</w:t>
+    </w:p>
+    <w:p>
+      <w:pPr>
+        <w:pStyle w:val="BodyText"/>
+      </w:pPr>
+      <w:r>
+        <w:drawing>
+          <wp:inline>
+            <wp:extent cx="5334000" cy="2511536"/>
+            <wp:effectExtent b="0" l="0" r="0" t="0"/>
+            <wp:docPr descr="Slika 5: Package dijagram — Laravel struktura" title="" id="22" name="Picture"/>
+            <a:graphic>
+              <a:graphicData uri="http://schemas.openxmlformats.org/drawingml/2006/picture">
+                <pic:pic>
+                  <pic:nvPicPr>
+                    <pic:cNvPr descr="uml/render/05-package-dijagram.png" id="23" name="Picture"/>
+                    <pic:cNvPicPr>
+                      <a:picLocks noChangeArrowheads="1" noChangeAspect="1"/>
+                    </pic:cNvPicPr>
+                  </pic:nvPicPr>
+                  <pic:blipFill>
+                    <a:blip r:embed="rId21"/>
+                    <a:stretch>
+                      <a:fillRect/>
+                    </a:stretch>
+                  </pic:blipFill>
+                  <pic:spPr bwMode="auto">
+                    <a:xfrm>
+                      <a:off x="0" y="0"/>
+                      <a:ext cx="5334000" cy="2511536"/>
+                    </a:xfrm>
+                    <a:prstGeom prst="rect">
+                      <a:avLst/>
+                    </a:prstGeom>
+                    <a:noFill/>
+                    <a:ln w="9525">
+                      <a:noFill/>
+                      <a:headEnd/>
+                      <a:tailEnd/>
+                    </a:ln>
+                  </pic:spPr>
+                </pic:pic>
+              </a:graphicData>
+            </a:graphic>
+          </wp:inline>
+        </w:drawing>
+      </w:r>
+    </w:p>
+    <w:p>
+      <w:pPr>
+        <w:pStyle w:val="BodyText"/>
+      </w:pPr>
+      <w:r>
+        <w:rPr>
+          <w:i/>
+          <w:iCs/>
+        </w:rPr>
+        <w:t xml:space="preserve">Slika 5: Package dijagram — Laravel struktura</w:t>
+      </w:r>
+      <w:r>
+        <w:t xml:space="preserve"> </w:t>
       </w:r>
       <w:r>
         <w:t xml:space="preserve">.</w:t>
       </w:r>
     </w:p>
-    <w:bookmarkEnd w:id="15"/>
-    <w:bookmarkStart w:id="16" w:name="X85668f291cbe55b0c9183327fb655d02aedffd2"/>
+    <w:bookmarkEnd w:id="24"/>
+    <w:bookmarkStart w:id="25" w:name="X85668f291cbe55b0c9183327fb655d02aedffd2"/>
     <w:p>
       <w:pPr>
         <w:pStyle w:val="Heading2"/>
@@ -2105,8 +2258,8 @@
         <w:t xml:space="preserve">)</w:t>
       </w:r>
     </w:p>
-    <w:bookmarkEnd w:id="16"/>
-    <w:bookmarkStart w:id="17" w:name="Xe1abdffae9fa542df405344996c1bb84371645d"/>
+    <w:bookmarkEnd w:id="25"/>
+    <w:bookmarkStart w:id="26" w:name="Xe1abdffae9fa542df405344996c1bb84371645d"/>
     <w:p>
       <w:pPr>
         <w:pStyle w:val="Heading2"/>
@@ -2432,8 +2585,8 @@
         <w:t xml:space="preserve">.</w:t>
       </w:r>
     </w:p>
-    <w:bookmarkEnd w:id="17"/>
-    <w:bookmarkStart w:id="18" w:name="X21e3e32158e831ff04dd38d817af277060a0be8"/>
+    <w:bookmarkEnd w:id="26"/>
+    <w:bookmarkStart w:id="27" w:name="X21e3e32158e831ff04dd38d817af277060a0be8"/>
     <w:p>
       <w:pPr>
         <w:pStyle w:val="Heading2"/>
@@ -2712,8 +2865,8 @@
         <w:t xml:space="preserve">provjerava CSRF, mass assignment, authorization i audit log entries.</w:t>
       </w:r>
     </w:p>
-    <w:bookmarkEnd w:id="18"/>
-    <w:bookmarkStart w:id="37" w:name="X2428d48dcdb201a3fbec526d3b50de66e885d93"/>
+    <w:bookmarkEnd w:id="27"/>
+    <w:bookmarkStart w:id="43" w:name="X2428d48dcdb201a3fbec526d3b50de66e885d93"/>
     <w:p>
       <w:pPr>
         <w:pStyle w:val="Heading2"/>
@@ -2835,6 +2988,10 @@
               <w:pStyle w:val="Compact"/>
             </w:pPr>
             <w:r>
+              <w:rPr>
+                <w:b/>
+                <w:bCs/>
+              </w:rPr>
               <w:t xml:space="preserve">Klasni dijagram</w:t>
             </w:r>
           </w:p>
@@ -2899,6 +3056,10 @@
               <w:pStyle w:val="Compact"/>
             </w:pPr>
             <w:r>
+              <w:rPr>
+                <w:b/>
+                <w:bCs/>
+              </w:rPr>
               <w:t xml:space="preserve">Sequence UC5</w:t>
             </w:r>
           </w:p>
@@ -2993,6 +3154,10 @@
               <w:pStyle w:val="Compact"/>
             </w:pPr>
             <w:r>
+              <w:rPr>
+                <w:b/>
+                <w:bCs/>
+              </w:rPr>
               <w:t xml:space="preserve">Sequence UC8</w:t>
             </w:r>
           </w:p>
@@ -3072,6 +3237,10 @@
               <w:pStyle w:val="Compact"/>
             </w:pPr>
             <w:r>
+              <w:rPr>
+                <w:b/>
+                <w:bCs/>
+              </w:rPr>
               <w:t xml:space="preserve">Component dijagram</w:t>
             </w:r>
           </w:p>
@@ -3133,6 +3302,10 @@
               <w:pStyle w:val="Compact"/>
             </w:pPr>
             <w:r>
+              <w:rPr>
+                <w:b/>
+                <w:bCs/>
+              </w:rPr>
               <w:t xml:space="preserve">Package dijagram</w:t>
             </w:r>
           </w:p>
@@ -3230,6 +3403,10 @@
               <w:pStyle w:val="Compact"/>
             </w:pPr>
             <w:r>
+              <w:rPr>
+                <w:b/>
+                <w:bCs/>
+              </w:rPr>
               <w:t xml:space="preserve">Deployment dijagram</w:t>
             </w:r>
           </w:p>
@@ -3287,42 +3464,22 @@
         <w:pStyle w:val="BodyText"/>
       </w:pPr>
       <w:r>
-        <w:t xml:space="preserve">Detalji i uputstvo za render:</w:t>
-      </w:r>
-      <w:r>
-        <w:t xml:space="preserve"> </w:t>
-      </w:r>
-      <w:r>
-        <w:rPr>
-          <w:rStyle w:val="VerbatimChar"/>
-        </w:rPr>
-        <w:t xml:space="preserve">uml/README.md</w:t>
-      </w:r>
-      <w:r>
-        <w:t xml:space="preserve">.</w:t>
-      </w:r>
-    </w:p>
-    <w:p>
-      <w:pPr>
-        <w:pStyle w:val="BodyText"/>
-      </w:pPr>
-      <w:r>
         <w:drawing>
           <wp:inline>
             <wp:extent cx="5334000" cy="2577214"/>
             <wp:effectExtent b="0" l="0" r="0" t="0"/>
-            <wp:docPr descr="Slika 1: Klasni dijagram — domain model" title="" id="20" name="Picture"/>
+            <wp:docPr descr="Slika 1: Klasni dijagram — domain model" title="" id="29" name="Picture"/>
             <a:graphic>
               <a:graphicData uri="http://schemas.openxmlformats.org/drawingml/2006/picture">
                 <pic:pic>
                   <pic:nvPicPr>
-                    <pic:cNvPr descr="uml/render/01-klasni-dijagram.png" id="21" name="Picture"/>
+                    <pic:cNvPr descr="uml/render/01-klasni-dijagram.png" id="30" name="Picture"/>
                     <pic:cNvPicPr>
                       <a:picLocks noChangeArrowheads="1" noChangeAspect="1"/>
                     </pic:cNvPicPr>
                   </pic:nvPicPr>
                   <pic:blipFill>
-                    <a:blip r:embed="rId19"/>
+                    <a:blip r:embed="rId28"/>
                     <a:stretch>
                       <a:fillRect/>
                     </a:stretch>
@@ -3370,18 +3527,18 @@
           <wp:inline>
             <wp:extent cx="5334000" cy="2541305"/>
             <wp:effectExtent b="0" l="0" r="0" t="0"/>
-            <wp:docPr descr="Slika 2: Sequence dijagram UC5" title="" id="23" name="Picture"/>
+            <wp:docPr descr="Slika 2: Sequence dijagram UC5 — async OCR upload + sync submit" title="" id="32" name="Picture"/>
             <a:graphic>
               <a:graphicData uri="http://schemas.openxmlformats.org/drawingml/2006/picture">
                 <pic:pic>
                   <pic:nvPicPr>
-                    <pic:cNvPr descr="uml/render/02-sequence-uc5.png" id="24" name="Picture"/>
+                    <pic:cNvPr descr="uml/render/02-sequence-uc5.png" id="33" name="Picture"/>
                     <pic:cNvPicPr>
                       <a:picLocks noChangeArrowheads="1" noChangeAspect="1"/>
                     </pic:cNvPicPr>
                   </pic:nvPicPr>
                   <pic:blipFill>
-                    <a:blip r:embed="rId22"/>
+                    <a:blip r:embed="rId31"/>
                     <a:stretch>
                       <a:fillRect/>
                     </a:stretch>
@@ -3417,7 +3574,7 @@
           <w:i/>
           <w:iCs/>
         </w:rPr>
-        <w:t xml:space="preserve">Slika 2: Sequence dijagram UC5</w:t>
+        <w:t xml:space="preserve">Slika 2: Sequence dijagram UC5 — async OCR upload + sync submit</w:t>
       </w:r>
     </w:p>
     <w:p>
@@ -3429,18 +3586,18 @@
           <wp:inline>
             <wp:extent cx="5334000" cy="3388658"/>
             <wp:effectExtent b="0" l="0" r="0" t="0"/>
-            <wp:docPr descr="Slika 3: Sequence dijagram UC8" title="" id="26" name="Picture"/>
+            <wp:docPr descr="Slika 3: Sequence dijagram UC8 — eDnevnik verifikacija (3 grane)" title="" id="35" name="Picture"/>
             <a:graphic>
               <a:graphicData uri="http://schemas.openxmlformats.org/drawingml/2006/picture">
                 <pic:pic>
                   <pic:nvPicPr>
-                    <pic:cNvPr descr="uml/render/03-sequence-uc8.png" id="27" name="Picture"/>
+                    <pic:cNvPr descr="uml/render/03-sequence-uc8.png" id="36" name="Picture"/>
                     <pic:cNvPicPr>
                       <a:picLocks noChangeArrowheads="1" noChangeAspect="1"/>
                     </pic:cNvPicPr>
                   </pic:nvPicPr>
                   <pic:blipFill>
-                    <a:blip r:embed="rId25"/>
+                    <a:blip r:embed="rId34"/>
                     <a:stretch>
                       <a:fillRect/>
                     </a:stretch>
@@ -3476,7 +3633,7 @@
           <w:i/>
           <w:iCs/>
         </w:rPr>
-        <w:t xml:space="preserve">Slika 3: Sequence dijagram UC8</w:t>
+        <w:t xml:space="preserve">Slika 3: Sequence dijagram UC8 — eDnevnik verifikacija (3 grane)</w:t>
       </w:r>
     </w:p>
     <w:p>
@@ -3488,18 +3645,18 @@
           <wp:inline>
             <wp:extent cx="5334000" cy="2644248"/>
             <wp:effectExtent b="0" l="0" r="0" t="0"/>
-            <wp:docPr descr="Slika 4: Component dijagram" title="" id="29" name="Picture"/>
+            <wp:docPr descr="Slika 4: Component dijagram — slojevita arhitektura" title="" id="37" name="Picture"/>
             <a:graphic>
               <a:graphicData uri="http://schemas.openxmlformats.org/drawingml/2006/picture">
                 <pic:pic>
                   <pic:nvPicPr>
-                    <pic:cNvPr descr="uml/render/04-component-dijagram.png" id="30" name="Picture"/>
+                    <pic:cNvPr descr="uml/render/04-component-dijagram.png" id="38" name="Picture"/>
                     <pic:cNvPicPr>
                       <a:picLocks noChangeArrowheads="1" noChangeAspect="1"/>
                     </pic:cNvPicPr>
                   </pic:nvPicPr>
                   <pic:blipFill>
-                    <a:blip r:embed="rId28"/>
+                    <a:blip r:embed="rId10"/>
                     <a:stretch>
                       <a:fillRect/>
                     </a:stretch>
@@ -3535,7 +3692,7 @@
           <w:i/>
           <w:iCs/>
         </w:rPr>
-        <w:t xml:space="preserve">Slika 4: Component dijagram</w:t>
+        <w:t xml:space="preserve">Slika 4: Component dijagram — slojevita arhitektura</w:t>
       </w:r>
     </w:p>
     <w:p>
@@ -3547,18 +3704,18 @@
           <wp:inline>
             <wp:extent cx="5334000" cy="2511536"/>
             <wp:effectExtent b="0" l="0" r="0" t="0"/>
-            <wp:docPr descr="Slika 5: Package dijagram" title="" id="32" name="Picture"/>
+            <wp:docPr descr="Slika 5: Package dijagram — Laravel struktura" title="" id="39" name="Picture"/>
             <a:graphic>
               <a:graphicData uri="http://schemas.openxmlformats.org/drawingml/2006/picture">
                 <pic:pic>
                   <pic:nvPicPr>
-                    <pic:cNvPr descr="uml/render/05-package-dijagram.png" id="33" name="Picture"/>
+                    <pic:cNvPr descr="uml/render/05-package-dijagram.png" id="40" name="Picture"/>
                     <pic:cNvPicPr>
                       <a:picLocks noChangeArrowheads="1" noChangeAspect="1"/>
                     </pic:cNvPicPr>
                   </pic:nvPicPr>
                   <pic:blipFill>
-                    <a:blip r:embed="rId31"/>
+                    <a:blip r:embed="rId21"/>
                     <a:stretch>
                       <a:fillRect/>
                     </a:stretch>
@@ -3594,7 +3751,7 @@
           <w:i/>
           <w:iCs/>
         </w:rPr>
-        <w:t xml:space="preserve">Slika 5: Package dijagram</w:t>
+        <w:t xml:space="preserve">Slika 5: Package dijagram — Laravel struktura</w:t>
       </w:r>
     </w:p>
     <w:p>
@@ -3606,18 +3763,18 @@
           <wp:inline>
             <wp:extent cx="5334000" cy="978367"/>
             <wp:effectExtent b="0" l="0" r="0" t="0"/>
-            <wp:docPr descr="Slika 6: Deployment dijagram" title="" id="35" name="Picture"/>
+            <wp:docPr descr="Slika 6: Deployment dijagram — dev vs prod" title="" id="41" name="Picture"/>
             <a:graphic>
               <a:graphicData uri="http://schemas.openxmlformats.org/drawingml/2006/picture">
                 <pic:pic>
                   <pic:nvPicPr>
-                    <pic:cNvPr descr="uml/render/06-deployment-dijagram.png" id="36" name="Picture"/>
+                    <pic:cNvPr descr="uml/render/06-deployment-dijagram.png" id="42" name="Picture"/>
                     <pic:cNvPicPr>
                       <a:picLocks noChangeArrowheads="1" noChangeAspect="1"/>
                     </pic:cNvPicPr>
                   </pic:nvPicPr>
                   <pic:blipFill>
-                    <a:blip r:embed="rId34"/>
+                    <a:blip r:embed="rId17"/>
                     <a:stretch>
                       <a:fillRect/>
                     </a:stretch>
@@ -3653,11 +3810,31 @@
           <w:i/>
           <w:iCs/>
         </w:rPr>
-        <w:t xml:space="preserve">Slika 6: Deployment dijagram</w:t>
-      </w:r>
-    </w:p>
-    <w:bookmarkEnd w:id="37"/>
-    <w:bookmarkStart w:id="38" w:name="Xd22373a11675b22eb7f40d9cc23a2b64c852203"/>
+        <w:t xml:space="preserve">Slika 6: Deployment dijagram — dev vs prod</w:t>
+      </w:r>
+    </w:p>
+    <w:p>
+      <w:pPr>
+        <w:pStyle w:val="BodyText"/>
+      </w:pPr>
+      <w:r>
+        <w:t xml:space="preserve">Detalji i uputstvo za render:</w:t>
+      </w:r>
+      <w:r>
+        <w:t xml:space="preserve"> </w:t>
+      </w:r>
+      <w:r>
+        <w:rPr>
+          <w:rStyle w:val="VerbatimChar"/>
+        </w:rPr>
+        <w:t xml:space="preserve">uml/README.md</w:t>
+      </w:r>
+      <w:r>
+        <w:t xml:space="preserve">.</w:t>
+      </w:r>
+    </w:p>
+    <w:bookmarkEnd w:id="43"/>
+    <w:bookmarkStart w:id="44" w:name="Xd22373a11675b22eb7f40d9cc23a2b64c852203"/>
     <w:p>
       <w:pPr>
         <w:pStyle w:val="Heading2"/>
@@ -4077,8 +4254,8 @@
         </w:tc>
       </w:tr>
     </w:tbl>
-    <w:bookmarkEnd w:id="38"/>
-    <w:bookmarkEnd w:id="39"/>
+    <w:bookmarkEnd w:id="44"/>
+    <w:bookmarkEnd w:id="45"/>
     <w:sectPr>
       <w:footnotePr>
         <w:numRestart w:val="eachSect"/>

--- a/docs/zavrsni-izvjestaj/02-projekat.docx
+++ b/docs/zavrsni-izvjestaj/02-projekat.docx
@@ -28,7 +28,7 @@
         </w:p>
       </w:sdtContent>
     </w:sdt>
-    <w:bookmarkStart w:id="45" w:name="X1299b8a8b522571cf8af09ec006ce791914f3ef"/>
+    <w:bookmarkStart w:id="48" w:name="X1299b8a8b522571cf8af09ec006ce791914f3ef"/>
     <w:p>
       <w:pPr>
         <w:pStyle w:val="Heading1"/>
@@ -303,7 +303,7 @@
           <wp:inline>
             <wp:extent cx="5334000" cy="2644248"/>
             <wp:effectExtent b="0" l="0" r="0" t="0"/>
-            <wp:docPr descr="Slika 4: Component dijagram — slojevita arhitektura" title="" id="11" name="Picture"/>
+            <wp:docPr descr="Slika 5: Component dijagram — slojevita arhitektura" title="" id="11" name="Picture"/>
             <a:graphic>
               <a:graphicData uri="http://schemas.openxmlformats.org/drawingml/2006/picture">
                 <pic:pic>
@@ -350,7 +350,7 @@
           <w:i/>
           <w:iCs/>
         </w:rPr>
-        <w:t xml:space="preserve">Slika 4: Component dijagram — slojevita arhitektura</w:t>
+        <w:t xml:space="preserve">Slika 5: Component dijagram — slojevita arhitektura</w:t>
       </w:r>
       <w:r>
         <w:t xml:space="preserve"> </w:t>
@@ -1475,7 +1475,7 @@
           <wp:inline>
             <wp:extent cx="5334000" cy="978367"/>
             <wp:effectExtent b="0" l="0" r="0" t="0"/>
-            <wp:docPr descr="Slika 6: Deployment dijagram — dev vs prod" title="" id="18" name="Picture"/>
+            <wp:docPr descr="Slika 7: Deployment dijagram — dev vs prod" title="" id="18" name="Picture"/>
             <a:graphic>
               <a:graphicData uri="http://schemas.openxmlformats.org/drawingml/2006/picture">
                 <pic:pic>
@@ -1522,7 +1522,7 @@
           <w:i/>
           <w:iCs/>
         </w:rPr>
-        <w:t xml:space="preserve">Slika 6: Deployment dijagram — dev vs prod</w:t>
+        <w:t xml:space="preserve">Slika 7: Deployment dijagram — dev vs prod</w:t>
       </w:r>
       <w:r>
         <w:t xml:space="preserve"> </w:t>
@@ -1932,7 +1932,7 @@
           <wp:inline>
             <wp:extent cx="5334000" cy="2511536"/>
             <wp:effectExtent b="0" l="0" r="0" t="0"/>
-            <wp:docPr descr="Slika 5: Package dijagram — Laravel struktura" title="" id="22" name="Picture"/>
+            <wp:docPr descr="Slika 6: Package dijagram — Laravel struktura" title="" id="22" name="Picture"/>
             <a:graphic>
               <a:graphicData uri="http://schemas.openxmlformats.org/drawingml/2006/picture">
                 <pic:pic>
@@ -1979,7 +1979,7 @@
           <w:i/>
           <w:iCs/>
         </w:rPr>
-        <w:t xml:space="preserve">Slika 5: Package dijagram — Laravel struktura</w:t>
+        <w:t xml:space="preserve">Slika 6: Package dijagram — Laravel struktura</w:t>
       </w:r>
       <w:r>
         <w:t xml:space="preserve"> </w:t>
@@ -2866,7 +2866,7 @@
       </w:r>
     </w:p>
     <w:bookmarkEnd w:id="27"/>
-    <w:bookmarkStart w:id="43" w:name="X2428d48dcdb201a3fbec526d3b50de66e885d93"/>
+    <w:bookmarkStart w:id="46" w:name="X2428d48dcdb201a3fbec526d3b50de66e885d93"/>
     <w:p>
       <w:pPr>
         <w:pStyle w:val="Heading2"/>
@@ -2992,6 +2992,71 @@
                 <w:b/>
                 <w:bCs/>
               </w:rPr>
+              <w:t xml:space="preserve">Use Case dijagram</w:t>
+            </w:r>
+          </w:p>
+        </w:tc>
+        <w:tc>
+          <w:tcPr/>
+          <w:p>
+            <w:pPr>
+              <w:pStyle w:val="Compact"/>
+            </w:pPr>
+            <w:r>
+              <w:t xml:space="preserve">spec §5 + Projektna_analitika §2</w:t>
+            </w:r>
+          </w:p>
+        </w:tc>
+        <w:tc>
+          <w:tcPr/>
+          <w:p>
+            <w:pPr>
+              <w:pStyle w:val="Compact"/>
+            </w:pPr>
+            <w:r>
+              <w:t xml:space="preserve">3 primarna aktera (Prof/Učenik/Admin) + eDnevnik (eksterni) + svih 10 UC-ova sa</w:t>
+            </w:r>
+            <w:r>
+              <w:t xml:space="preserve"> </w:t>
+            </w:r>
+            <w:r>
+              <w:rPr>
+                <w:rStyle w:val="VerbatimChar"/>
+              </w:rPr>
+              <w:t xml:space="preserve">&lt;&lt;include&gt;&gt;</w:t>
+            </w:r>
+            <w:r>
+              <w:t xml:space="preserve"> </w:t>
+            </w:r>
+            <w:r>
+              <w:t xml:space="preserve">relacijama (UC5→UC6, UC7→UC8)</w:t>
+            </w:r>
+          </w:p>
+        </w:tc>
+      </w:tr>
+      <w:tr>
+        <w:tc>
+          <w:tcPr/>
+          <w:p>
+            <w:pPr>
+              <w:pStyle w:val="Compact"/>
+            </w:pPr>
+            <w:r>
+              <w:t xml:space="preserve">2</w:t>
+            </w:r>
+          </w:p>
+        </w:tc>
+        <w:tc>
+          <w:tcPr/>
+          <w:p>
+            <w:pPr>
+              <w:pStyle w:val="Compact"/>
+            </w:pPr>
+            <w:r>
+              <w:rPr>
+                <w:b/>
+                <w:bCs/>
+              </w:rPr>
               <w:t xml:space="preserve">Klasni dijagram</w:t>
             </w:r>
           </w:p>
@@ -3045,7 +3110,7 @@
               <w:pStyle w:val="Compact"/>
             </w:pPr>
             <w:r>
-              <w:t xml:space="preserve">2</w:t>
+              <w:t xml:space="preserve">3</w:t>
             </w:r>
           </w:p>
         </w:tc>
@@ -3143,7 +3208,7 @@
               <w:pStyle w:val="Compact"/>
             </w:pPr>
             <w:r>
-              <w:t xml:space="preserve">3</w:t>
+              <w:t xml:space="preserve">4</w:t>
             </w:r>
           </w:p>
         </w:tc>
@@ -3226,7 +3291,7 @@
               <w:pStyle w:val="Compact"/>
             </w:pPr>
             <w:r>
-              <w:t xml:space="preserve">4</w:t>
+              <w:t xml:space="preserve">5</w:t>
             </w:r>
           </w:p>
         </w:tc>
@@ -3291,7 +3356,7 @@
               <w:pStyle w:val="Compact"/>
             </w:pPr>
             <w:r>
-              <w:t xml:space="preserve">5</w:t>
+              <w:t xml:space="preserve">6</w:t>
             </w:r>
           </w:p>
         </w:tc>
@@ -3392,7 +3457,7 @@
               <w:pStyle w:val="Compact"/>
             </w:pPr>
             <w:r>
-              <w:t xml:space="preserve">6</w:t>
+              <w:t xml:space="preserve">7</w:t>
             </w:r>
           </w:p>
         </w:tc>
@@ -3466,20 +3531,79 @@
       <w:r>
         <w:drawing>
           <wp:inline>
-            <wp:extent cx="5334000" cy="2577214"/>
+            <wp:extent cx="5334000" cy="7396310"/>
             <wp:effectExtent b="0" l="0" r="0" t="0"/>
-            <wp:docPr descr="Slika 1: Klasni dijagram — domain model" title="" id="29" name="Picture"/>
+            <wp:docPr descr="Slika 1: Use Case dijagram — 3 primarna aktera + eDnevnik + 10 UC-ova" title="" id="29" name="Picture"/>
             <a:graphic>
               <a:graphicData uri="http://schemas.openxmlformats.org/drawingml/2006/picture">
                 <pic:pic>
                   <pic:nvPicPr>
-                    <pic:cNvPr descr="uml/render/01-klasni-dijagram.png" id="30" name="Picture"/>
+                    <pic:cNvPr descr="uml/render/00-use-case-dijagram.png" id="30" name="Picture"/>
                     <pic:cNvPicPr>
                       <a:picLocks noChangeArrowheads="1" noChangeAspect="1"/>
                     </pic:cNvPicPr>
                   </pic:nvPicPr>
                   <pic:blipFill>
                     <a:blip r:embed="rId28"/>
+                    <a:stretch>
+                      <a:fillRect/>
+                    </a:stretch>
+                  </pic:blipFill>
+                  <pic:spPr bwMode="auto">
+                    <a:xfrm>
+                      <a:off x="0" y="0"/>
+                      <a:ext cx="5334000" cy="7396310"/>
+                    </a:xfrm>
+                    <a:prstGeom prst="rect">
+                      <a:avLst/>
+                    </a:prstGeom>
+                    <a:noFill/>
+                    <a:ln w="9525">
+                      <a:noFill/>
+                      <a:headEnd/>
+                      <a:tailEnd/>
+                    </a:ln>
+                  </pic:spPr>
+                </pic:pic>
+              </a:graphicData>
+            </a:graphic>
+          </wp:inline>
+        </w:drawing>
+      </w:r>
+    </w:p>
+    <w:p>
+      <w:pPr>
+        <w:pStyle w:val="BodyText"/>
+      </w:pPr>
+      <w:r>
+        <w:rPr>
+          <w:i/>
+          <w:iCs/>
+        </w:rPr>
+        <w:t xml:space="preserve">Slika 1: Use Case dijagram — 3 primarna aktera + eDnevnik + 10 UC-ova</w:t>
+      </w:r>
+    </w:p>
+    <w:p>
+      <w:pPr>
+        <w:pStyle w:val="BodyText"/>
+      </w:pPr>
+      <w:r>
+        <w:drawing>
+          <wp:inline>
+            <wp:extent cx="5334000" cy="2577214"/>
+            <wp:effectExtent b="0" l="0" r="0" t="0"/>
+            <wp:docPr descr="Slika 2: Klasni dijagram — domain model" title="" id="32" name="Picture"/>
+            <a:graphic>
+              <a:graphicData uri="http://schemas.openxmlformats.org/drawingml/2006/picture">
+                <pic:pic>
+                  <pic:nvPicPr>
+                    <pic:cNvPr descr="uml/render/01-klasni-dijagram.png" id="33" name="Picture"/>
+                    <pic:cNvPicPr>
+                      <a:picLocks noChangeArrowheads="1" noChangeAspect="1"/>
+                    </pic:cNvPicPr>
+                  </pic:nvPicPr>
+                  <pic:blipFill>
+                    <a:blip r:embed="rId31"/>
                     <a:stretch>
                       <a:fillRect/>
                     </a:stretch>
@@ -3515,7 +3639,7 @@
           <w:i/>
           <w:iCs/>
         </w:rPr>
-        <w:t xml:space="preserve">Slika 1: Klasni dijagram — domain model</w:t>
+        <w:t xml:space="preserve">Slika 2: Klasni dijagram — domain model</w:t>
       </w:r>
     </w:p>
     <w:p>
@@ -3527,18 +3651,18 @@
           <wp:inline>
             <wp:extent cx="5334000" cy="2541305"/>
             <wp:effectExtent b="0" l="0" r="0" t="0"/>
-            <wp:docPr descr="Slika 2: Sequence dijagram UC5 — async OCR upload + sync submit" title="" id="32" name="Picture"/>
+            <wp:docPr descr="Slika 3: Sequence dijagram UC5 — async OCR upload + sync submit" title="" id="35" name="Picture"/>
             <a:graphic>
               <a:graphicData uri="http://schemas.openxmlformats.org/drawingml/2006/picture">
                 <pic:pic>
                   <pic:nvPicPr>
-                    <pic:cNvPr descr="uml/render/02-sequence-uc5.png" id="33" name="Picture"/>
+                    <pic:cNvPr descr="uml/render/02-sequence-uc5.png" id="36" name="Picture"/>
                     <pic:cNvPicPr>
                       <a:picLocks noChangeArrowheads="1" noChangeAspect="1"/>
                     </pic:cNvPicPr>
                   </pic:nvPicPr>
                   <pic:blipFill>
-                    <a:blip r:embed="rId31"/>
+                    <a:blip r:embed="rId34"/>
                     <a:stretch>
                       <a:fillRect/>
                     </a:stretch>
@@ -3574,7 +3698,7 @@
           <w:i/>
           <w:iCs/>
         </w:rPr>
-        <w:t xml:space="preserve">Slika 2: Sequence dijagram UC5 — async OCR upload + sync submit</w:t>
+        <w:t xml:space="preserve">Slika 3: Sequence dijagram UC5 — async OCR upload + sync submit</w:t>
       </w:r>
     </w:p>
     <w:p>
@@ -3586,18 +3710,18 @@
           <wp:inline>
             <wp:extent cx="5334000" cy="3388658"/>
             <wp:effectExtent b="0" l="0" r="0" t="0"/>
-            <wp:docPr descr="Slika 3: Sequence dijagram UC8 — eDnevnik verifikacija (3 grane)" title="" id="35" name="Picture"/>
+            <wp:docPr descr="Slika 4: Sequence dijagram UC8 — eDnevnik verifikacija (3 grane)" title="" id="38" name="Picture"/>
             <a:graphic>
               <a:graphicData uri="http://schemas.openxmlformats.org/drawingml/2006/picture">
                 <pic:pic>
                   <pic:nvPicPr>
-                    <pic:cNvPr descr="uml/render/03-sequence-uc8.png" id="36" name="Picture"/>
+                    <pic:cNvPr descr="uml/render/03-sequence-uc8.png" id="39" name="Picture"/>
                     <pic:cNvPicPr>
                       <a:picLocks noChangeArrowheads="1" noChangeAspect="1"/>
                     </pic:cNvPicPr>
                   </pic:nvPicPr>
                   <pic:blipFill>
-                    <a:blip r:embed="rId34"/>
+                    <a:blip r:embed="rId37"/>
                     <a:stretch>
                       <a:fillRect/>
                     </a:stretch>
@@ -3633,7 +3757,7 @@
           <w:i/>
           <w:iCs/>
         </w:rPr>
-        <w:t xml:space="preserve">Slika 3: Sequence dijagram UC8 — eDnevnik verifikacija (3 grane)</w:t>
+        <w:t xml:space="preserve">Slika 4: Sequence dijagram UC8 — eDnevnik verifikacija (3 grane)</w:t>
       </w:r>
     </w:p>
     <w:p>
@@ -3645,12 +3769,12 @@
           <wp:inline>
             <wp:extent cx="5334000" cy="2644248"/>
             <wp:effectExtent b="0" l="0" r="0" t="0"/>
-            <wp:docPr descr="Slika 4: Component dijagram — slojevita arhitektura" title="" id="37" name="Picture"/>
+            <wp:docPr descr="Slika 5: Component dijagram — slojevita arhitektura" title="" id="40" name="Picture"/>
             <a:graphic>
               <a:graphicData uri="http://schemas.openxmlformats.org/drawingml/2006/picture">
                 <pic:pic>
                   <pic:nvPicPr>
-                    <pic:cNvPr descr="uml/render/04-component-dijagram.png" id="38" name="Picture"/>
+                    <pic:cNvPr descr="uml/render/04-component-dijagram.png" id="41" name="Picture"/>
                     <pic:cNvPicPr>
                       <a:picLocks noChangeArrowheads="1" noChangeAspect="1"/>
                     </pic:cNvPicPr>
@@ -3692,7 +3816,7 @@
           <w:i/>
           <w:iCs/>
         </w:rPr>
-        <w:t xml:space="preserve">Slika 4: Component dijagram — slojevita arhitektura</w:t>
+        <w:t xml:space="preserve">Slika 5: Component dijagram — slojevita arhitektura</w:t>
       </w:r>
     </w:p>
     <w:p>
@@ -3704,12 +3828,12 @@
           <wp:inline>
             <wp:extent cx="5334000" cy="2511536"/>
             <wp:effectExtent b="0" l="0" r="0" t="0"/>
-            <wp:docPr descr="Slika 5: Package dijagram — Laravel struktura" title="" id="39" name="Picture"/>
+            <wp:docPr descr="Slika 6: Package dijagram — Laravel struktura" title="" id="42" name="Picture"/>
             <a:graphic>
               <a:graphicData uri="http://schemas.openxmlformats.org/drawingml/2006/picture">
                 <pic:pic>
                   <pic:nvPicPr>
-                    <pic:cNvPr descr="uml/render/05-package-dijagram.png" id="40" name="Picture"/>
+                    <pic:cNvPr descr="uml/render/05-package-dijagram.png" id="43" name="Picture"/>
                     <pic:cNvPicPr>
                       <a:picLocks noChangeArrowheads="1" noChangeAspect="1"/>
                     </pic:cNvPicPr>
@@ -3751,7 +3875,7 @@
           <w:i/>
           <w:iCs/>
         </w:rPr>
-        <w:t xml:space="preserve">Slika 5: Package dijagram — Laravel struktura</w:t>
+        <w:t xml:space="preserve">Slika 6: Package dijagram — Laravel struktura</w:t>
       </w:r>
     </w:p>
     <w:p>
@@ -3763,12 +3887,12 @@
           <wp:inline>
             <wp:extent cx="5334000" cy="978367"/>
             <wp:effectExtent b="0" l="0" r="0" t="0"/>
-            <wp:docPr descr="Slika 6: Deployment dijagram — dev vs prod" title="" id="41" name="Picture"/>
+            <wp:docPr descr="Slika 7: Deployment dijagram — dev vs prod" title="" id="44" name="Picture"/>
             <a:graphic>
               <a:graphicData uri="http://schemas.openxmlformats.org/drawingml/2006/picture">
                 <pic:pic>
                   <pic:nvPicPr>
-                    <pic:cNvPr descr="uml/render/06-deployment-dijagram.png" id="42" name="Picture"/>
+                    <pic:cNvPr descr="uml/render/06-deployment-dijagram.png" id="45" name="Picture"/>
                     <pic:cNvPicPr>
                       <a:picLocks noChangeArrowheads="1" noChangeAspect="1"/>
                     </pic:cNvPicPr>
@@ -3810,7 +3934,7 @@
           <w:i/>
           <w:iCs/>
         </w:rPr>
-        <w:t xml:space="preserve">Slika 6: Deployment dijagram — dev vs prod</w:t>
+        <w:t xml:space="preserve">Slika 7: Deployment dijagram — dev vs prod</w:t>
       </w:r>
     </w:p>
     <w:p>
@@ -3833,8 +3957,8 @@
         <w:t xml:space="preserve">.</w:t>
       </w:r>
     </w:p>
-    <w:bookmarkEnd w:id="43"/>
-    <w:bookmarkStart w:id="44" w:name="Xd22373a11675b22eb7f40d9cc23a2b64c852203"/>
+    <w:bookmarkEnd w:id="46"/>
+    <w:bookmarkStart w:id="47" w:name="Xd22373a11675b22eb7f40d9cc23a2b64c852203"/>
     <w:p>
       <w:pPr>
         <w:pStyle w:val="Heading2"/>
@@ -4254,8 +4378,8 @@
         </w:tc>
       </w:tr>
     </w:tbl>
-    <w:bookmarkEnd w:id="44"/>
-    <w:bookmarkEnd w:id="45"/>
+    <w:bookmarkEnd w:id="47"/>
+    <w:bookmarkEnd w:id="48"/>
     <w:sectPr>
       <w:footnotePr>
         <w:numRestart w:val="eachSect"/>

--- a/docs/zavrsni-izvjestaj/02-projekat.docx
+++ b/docs/zavrsni-izvjestaj/02-projekat.docx
@@ -28,7 +28,7 @@
         </w:p>
       </w:sdtContent>
     </w:sdt>
-    <w:bookmarkStart w:id="48" w:name="X1299b8a8b522571cf8af09ec006ce791914f3ef"/>
+    <w:bookmarkStart w:id="69" w:name="X1299b8a8b522571cf8af09ec006ce791914f3ef"/>
     <w:p>
       <w:pPr>
         <w:pStyle w:val="Heading1"/>
@@ -2866,7 +2866,7 @@
       </w:r>
     </w:p>
     <w:bookmarkEnd w:id="27"/>
-    <w:bookmarkStart w:id="46" w:name="X2428d48dcdb201a3fbec526d3b50de66e885d93"/>
+    <w:bookmarkStart w:id="67" w:name="X2428d48dcdb201a3fbec526d3b50de66e885d93"/>
     <w:p>
       <w:pPr>
         <w:pStyle w:val="Heading2"/>
@@ -2888,24 +2888,49 @@
       <w:pPr>
         <w:pStyle w:val="FirstParagraph"/>
       </w:pPr>
-      <w:r>
-        <w:t xml:space="preserve">Šest UML dijagrama generisanih iz</w:t>
-      </w:r>
-      <w:r>
-        <w:t xml:space="preserve"> </w:t>
-      </w:r>
       <w:r>
         <w:rPr>
           <w:b/>
           <w:bCs/>
         </w:rPr>
+        <w:t xml:space="preserve">14 UML dijagrama</w:t>
+      </w:r>
+      <w:r>
+        <w:t xml:space="preserve"> </w:t>
+      </w:r>
+      <w:r>
+        <w:t xml:space="preserve">generisanih iz</w:t>
+      </w:r>
+      <w:r>
+        <w:t xml:space="preserve"> </w:t>
+      </w:r>
+      <w:r>
+        <w:rPr>
+          <w:b/>
+          <w:bCs/>
+        </w:rPr>
         <w:t xml:space="preserve">stvarno implementiranog koda</w:t>
       </w:r>
       <w:r>
         <w:t xml:space="preserve"> </w:t>
       </w:r>
       <w:r>
-        <w:t xml:space="preserve">(Phase 0–3, v1.0 tag), izvor PlantUML + (planiran) PNG render preko VS Code "PlantUML" extension-a.</w:t>
+        <w:t xml:space="preserve">(Phase 0–3, v1.0 tag) + dodatni dijagrami za ADIS predaju (Activity, State Machine, ER, Object). Izvor: PlantUML, PNG render preko</w:t>
+      </w:r>
+      <w:r>
+        <w:t xml:space="preserve"> </w:t>
+      </w:r>
+      <w:r>
+        <w:rPr>
+          <w:rStyle w:val="VerbatimChar"/>
+        </w:rPr>
+        <w:t xml:space="preserve">storage/app/render_plantuml.py</w:t>
+      </w:r>
+      <w:r>
+        <w:t xml:space="preserve"> </w:t>
+      </w:r>
+      <w:r>
+        <w:t xml:space="preserve">(plantuml.com web servis).</w:t>
       </w:r>
     </w:p>
     <w:tbl>
@@ -2915,10 +2940,11 @@
         <w:tblLook w:firstRow="1" w:lastRow="0" w:firstColumn="0" w:lastColumn="0" w:noHBand="0" w:noVBand="0" w:val="0020"/>
       </w:tblPr>
       <w:tblGrid>
-        <w:gridCol w:w="1980"/>
-        <w:gridCol w:w="1980"/>
-        <w:gridCol w:w="1980"/>
-        <w:gridCol w:w="1980"/>
+        <w:gridCol w:w="1584"/>
+        <w:gridCol w:w="1584"/>
+        <w:gridCol w:w="1584"/>
+        <w:gridCol w:w="1584"/>
+        <w:gridCol w:w="1584"/>
       </w:tblGrid>
       <w:tr>
         <w:trPr>
@@ -2953,6 +2979,17 @@
               <w:pStyle w:val="Compact"/>
             </w:pPr>
             <w:r>
+              <w:t xml:space="preserve">Tip</w:t>
+            </w:r>
+          </w:p>
+        </w:tc>
+        <w:tc>
+          <w:tcPr/>
+          <w:p>
+            <w:pPr>
+              <w:pStyle w:val="Compact"/>
+            </w:pPr>
+            <w:r>
               <w:t xml:space="preserve">Izvor</w:t>
             </w:r>
           </w:p>
@@ -3003,6 +3040,17 @@
               <w:pStyle w:val="Compact"/>
             </w:pPr>
             <w:r>
+              <w:t xml:space="preserve">Use Case</w:t>
+            </w:r>
+          </w:p>
+        </w:tc>
+        <w:tc>
+          <w:tcPr/>
+          <w:p>
+            <w:pPr>
+              <w:pStyle w:val="Compact"/>
+            </w:pPr>
+            <w:r>
               <w:t xml:space="preserve">spec §5 + Projektna_analitika §2</w:t>
             </w:r>
           </w:p>
@@ -3068,6 +3116,17 @@
               <w:pStyle w:val="Compact"/>
             </w:pPr>
             <w:r>
+              <w:t xml:space="preserve">Class</w:t>
+            </w:r>
+          </w:p>
+        </w:tc>
+        <w:tc>
+          <w:tcPr/>
+          <w:p>
+            <w:pPr>
+              <w:pStyle w:val="Compact"/>
+            </w:pPr>
+            <w:r>
               <w:rPr>
                 <w:rStyle w:val="VerbatimChar"/>
               </w:rPr>
@@ -3136,6 +3195,17 @@
               <w:pStyle w:val="Compact"/>
             </w:pPr>
             <w:r>
+              <w:t xml:space="preserve">Sequence</w:t>
+            </w:r>
+          </w:p>
+        </w:tc>
+        <w:tc>
+          <w:tcPr/>
+          <w:p>
+            <w:pPr>
+              <w:pStyle w:val="Compact"/>
+            </w:pPr>
+            <w:r>
               <w:rPr>
                 <w:rStyle w:val="VerbatimChar"/>
               </w:rPr>
@@ -3234,6 +3304,17 @@
               <w:pStyle w:val="Compact"/>
             </w:pPr>
             <w:r>
+              <w:t xml:space="preserve">Sequence</w:t>
+            </w:r>
+          </w:p>
+        </w:tc>
+        <w:tc>
+          <w:tcPr/>
+          <w:p>
+            <w:pPr>
+              <w:pStyle w:val="Compact"/>
+            </w:pPr>
+            <w:r>
               <w:rPr>
                 <w:rStyle w:val="VerbatimChar"/>
               </w:rPr>
@@ -3317,6 +3398,17 @@
               <w:pStyle w:val="Compact"/>
             </w:pPr>
             <w:r>
+              <w:t xml:space="preserve">Component</w:t>
+            </w:r>
+          </w:p>
+        </w:tc>
+        <w:tc>
+          <w:tcPr/>
+          <w:p>
+            <w:pPr>
+              <w:pStyle w:val="Compact"/>
+            </w:pPr>
+            <w:r>
               <w:t xml:space="preserve">spec §9.2 +</w:t>
             </w:r>
             <w:r>
@@ -3382,6 +3474,17 @@
               <w:pStyle w:val="Compact"/>
             </w:pPr>
             <w:r>
+              <w:t xml:space="preserve">Package</w:t>
+            </w:r>
+          </w:p>
+        </w:tc>
+        <w:tc>
+          <w:tcPr/>
+          <w:p>
+            <w:pPr>
+              <w:pStyle w:val="Compact"/>
+            </w:pPr>
+            <w:r>
               <w:rPr>
                 <w:rStyle w:val="VerbatimChar"/>
               </w:rPr>
@@ -3483,6 +3586,17 @@
               <w:pStyle w:val="Compact"/>
             </w:pPr>
             <w:r>
+              <w:t xml:space="preserve">Deployment</w:t>
+            </w:r>
+          </w:p>
+        </w:tc>
+        <w:tc>
+          <w:tcPr/>
+          <w:p>
+            <w:pPr>
+              <w:pStyle w:val="Compact"/>
+            </w:pPr>
+            <w:r>
               <w:rPr>
                 <w:rStyle w:val="VerbatimChar"/>
               </w:rPr>
@@ -3519,6 +3633,514 @@
             </w:pPr>
             <w:r>
               <w:t xml:space="preserve">Dev (SQLite + log mail + Fake adapteri) vs prod (Laravel Cloud)</w:t>
+            </w:r>
+          </w:p>
+        </w:tc>
+      </w:tr>
+      <w:tr>
+        <w:tc>
+          <w:tcPr/>
+          <w:p>
+            <w:pPr>
+              <w:pStyle w:val="Compact"/>
+            </w:pPr>
+            <w:r>
+              <w:t xml:space="preserve">8</w:t>
+            </w:r>
+          </w:p>
+        </w:tc>
+        <w:tc>
+          <w:tcPr/>
+          <w:p>
+            <w:pPr>
+              <w:pStyle w:val="Compact"/>
+            </w:pPr>
+            <w:r>
+              <w:rPr>
+                <w:b/>
+                <w:bCs/>
+              </w:rPr>
+              <w:t xml:space="preserve">Activity UC5</w:t>
+            </w:r>
+          </w:p>
+        </w:tc>
+        <w:tc>
+          <w:tcPr/>
+          <w:p>
+            <w:pPr>
+              <w:pStyle w:val="Compact"/>
+            </w:pPr>
+            <w:r>
+              <w:t xml:space="preserve">Activity</w:t>
+            </w:r>
+          </w:p>
+        </w:tc>
+        <w:tc>
+          <w:tcPr/>
+          <w:p>
+            <w:pPr>
+              <w:pStyle w:val="Compact"/>
+            </w:pPr>
+            <w:r>
+              <w:rPr>
+                <w:rStyle w:val="VerbatimChar"/>
+              </w:rPr>
+              <w:t xml:space="preserve">TeamController</w:t>
+            </w:r>
+            <w:r>
+              <w:t xml:space="preserve"> </w:t>
+            </w:r>
+            <w:r>
+              <w:t xml:space="preserve">+</w:t>
+            </w:r>
+            <w:r>
+              <w:t xml:space="preserve"> </w:t>
+            </w:r>
+            <w:r>
+              <w:rPr>
+                <w:rStyle w:val="VerbatimChar"/>
+              </w:rPr>
+              <w:t xml:space="preserve">TeamRegistrationService</w:t>
+            </w:r>
+            <w:r>
+              <w:t xml:space="preserve"> </w:t>
+            </w:r>
+            <w:r>
+              <w:t xml:space="preserve">flow</w:t>
+            </w:r>
+          </w:p>
+        </w:tc>
+        <w:tc>
+          <w:tcPr/>
+          <w:p>
+            <w:pPr>
+              <w:pStyle w:val="Compact"/>
+            </w:pPr>
+            <w:r>
+              <w:t xml:space="preserve">Prijava ekipe step-by-step: preduslovi, loop dodavanja članova sa OCR fork-om (paralelni job + UI pending badge), provjera valid sertifikata, potpis, submit</w:t>
+            </w:r>
+          </w:p>
+        </w:tc>
+      </w:tr>
+      <w:tr>
+        <w:tc>
+          <w:tcPr/>
+          <w:p>
+            <w:pPr>
+              <w:pStyle w:val="Compact"/>
+            </w:pPr>
+            <w:r>
+              <w:t xml:space="preserve">9</w:t>
+            </w:r>
+          </w:p>
+        </w:tc>
+        <w:tc>
+          <w:tcPr/>
+          <w:p>
+            <w:pPr>
+              <w:pStyle w:val="Compact"/>
+            </w:pPr>
+            <w:r>
+              <w:rPr>
+                <w:b/>
+                <w:bCs/>
+              </w:rPr>
+              <w:t xml:space="preserve">Activity UC8</w:t>
+            </w:r>
+          </w:p>
+        </w:tc>
+        <w:tc>
+          <w:tcPr/>
+          <w:p>
+            <w:pPr>
+              <w:pStyle w:val="Compact"/>
+            </w:pPr>
+            <w:r>
+              <w:t xml:space="preserve">Activity</w:t>
+            </w:r>
+          </w:p>
+        </w:tc>
+        <w:tc>
+          <w:tcPr/>
+          <w:p>
+            <w:pPr>
+              <w:pStyle w:val="Compact"/>
+            </w:pPr>
+            <w:r>
+              <w:rPr>
+                <w:rStyle w:val="VerbatimChar"/>
+              </w:rPr>
+              <w:t xml:space="preserve">EDnevnikVerificationService</w:t>
+            </w:r>
+            <w:r>
+              <w:t xml:space="preserve"> </w:t>
+            </w:r>
+            <w:r>
+              <w:t xml:space="preserve">HTTP error handling</w:t>
+            </w:r>
+          </w:p>
+        </w:tc>
+        <w:tc>
+          <w:tcPr/>
+          <w:p>
+            <w:pPr>
+              <w:pStyle w:val="Compact"/>
+            </w:pPr>
+            <w:r>
+              <w:t xml:space="preserve">eDnevnik verifikacija sa svih 5 HTTP response grana: 200 OK (verified ili mismatched), 404, 503 sa 3× retry exp backoff, 401 critical, 429 sa Retry-After</w:t>
+            </w:r>
+          </w:p>
+        </w:tc>
+      </w:tr>
+      <w:tr>
+        <w:tc>
+          <w:tcPr/>
+          <w:p>
+            <w:pPr>
+              <w:pStyle w:val="Compact"/>
+            </w:pPr>
+            <w:r>
+              <w:t xml:space="preserve">10</w:t>
+            </w:r>
+          </w:p>
+        </w:tc>
+        <w:tc>
+          <w:tcPr/>
+          <w:p>
+            <w:pPr>
+              <w:pStyle w:val="Compact"/>
+            </w:pPr>
+            <w:r>
+              <w:rPr>
+                <w:b/>
+                <w:bCs/>
+              </w:rPr>
+              <w:t xml:space="preserve">State Team</w:t>
+            </w:r>
+          </w:p>
+        </w:tc>
+        <w:tc>
+          <w:tcPr/>
+          <w:p>
+            <w:pPr>
+              <w:pStyle w:val="Compact"/>
+            </w:pPr>
+            <w:r>
+              <w:t xml:space="preserve">State Machine</w:t>
+            </w:r>
+          </w:p>
+        </w:tc>
+        <w:tc>
+          <w:tcPr/>
+          <w:p>
+            <w:pPr>
+              <w:pStyle w:val="Compact"/>
+            </w:pPr>
+            <w:r>
+              <w:t xml:space="preserve">spec §7.4.1 +</w:t>
+            </w:r>
+            <w:r>
+              <w:t xml:space="preserve"> </w:t>
+            </w:r>
+            <w:r>
+              <w:rPr>
+                <w:rStyle w:val="VerbatimChar"/>
+              </w:rPr>
+              <w:t xml:space="preserve">App\Enums\TeamStatus</w:t>
+            </w:r>
+          </w:p>
+        </w:tc>
+        <w:tc>
+          <w:tcPr/>
+          <w:p>
+            <w:pPr>
+              <w:pStyle w:val="Compact"/>
+            </w:pPr>
+            <w:r>
+              <w:t xml:space="preserve">Životni ciklus Team entiteta: 7 stanja (draft, submitted, active, rejected, cancelled, withdrawn, completed) + sve tranzicije sa trigerima</w:t>
+            </w:r>
+          </w:p>
+        </w:tc>
+      </w:tr>
+      <w:tr>
+        <w:tc>
+          <w:tcPr/>
+          <w:p>
+            <w:pPr>
+              <w:pStyle w:val="Compact"/>
+            </w:pPr>
+            <w:r>
+              <w:t xml:space="preserve">11</w:t>
+            </w:r>
+          </w:p>
+        </w:tc>
+        <w:tc>
+          <w:tcPr/>
+          <w:p>
+            <w:pPr>
+              <w:pStyle w:val="Compact"/>
+            </w:pPr>
+            <w:r>
+              <w:rPr>
+                <w:b/>
+                <w:bCs/>
+              </w:rPr>
+              <w:t xml:space="preserve">State MedicalCertificate</w:t>
+            </w:r>
+          </w:p>
+        </w:tc>
+        <w:tc>
+          <w:tcPr/>
+          <w:p>
+            <w:pPr>
+              <w:pStyle w:val="Compact"/>
+            </w:pPr>
+            <w:r>
+              <w:t xml:space="preserve">State Machine</w:t>
+            </w:r>
+          </w:p>
+        </w:tc>
+        <w:tc>
+          <w:tcPr/>
+          <w:p>
+            <w:pPr>
+              <w:pStyle w:val="Compact"/>
+            </w:pPr>
+            <w:r>
+              <w:t xml:space="preserve">spec §7.4.2 +</w:t>
+            </w:r>
+            <w:r>
+              <w:t xml:space="preserve"> </w:t>
+            </w:r>
+            <w:r>
+              <w:rPr>
+                <w:rStyle w:val="VerbatimChar"/>
+              </w:rPr>
+              <w:t xml:space="preserve">App\Enums\MedicalCertificateStatus</w:t>
+            </w:r>
+          </w:p>
+        </w:tc>
+        <w:tc>
+          <w:tcPr/>
+          <w:p>
+            <w:pPr>
+              <w:pStyle w:val="Compact"/>
+            </w:pPr>
+            <w:r>
+              <w:t xml:space="preserve">OCR pipeline: pending → valid/expired/invalid/manual_review/superseded sa cron expiry tranzicijom</w:t>
+            </w:r>
+          </w:p>
+        </w:tc>
+      </w:tr>
+      <w:tr>
+        <w:tc>
+          <w:tcPr/>
+          <w:p>
+            <w:pPr>
+              <w:pStyle w:val="Compact"/>
+            </w:pPr>
+            <w:r>
+              <w:t xml:space="preserve">12</w:t>
+            </w:r>
+          </w:p>
+        </w:tc>
+        <w:tc>
+          <w:tcPr/>
+          <w:p>
+            <w:pPr>
+              <w:pStyle w:val="Compact"/>
+            </w:pPr>
+            <w:r>
+              <w:rPr>
+                <w:b/>
+                <w:bCs/>
+              </w:rPr>
+              <w:t xml:space="preserve">State Student verification</w:t>
+            </w:r>
+          </w:p>
+        </w:tc>
+        <w:tc>
+          <w:tcPr/>
+          <w:p>
+            <w:pPr>
+              <w:pStyle w:val="Compact"/>
+            </w:pPr>
+            <w:r>
+              <w:t xml:space="preserve">State Machine</w:t>
+            </w:r>
+          </w:p>
+        </w:tc>
+        <w:tc>
+          <w:tcPr/>
+          <w:p>
+            <w:pPr>
+              <w:pStyle w:val="Compact"/>
+            </w:pPr>
+            <w:r>
+              <w:t xml:space="preserve">spec §7.4.3 +</w:t>
+            </w:r>
+            <w:r>
+              <w:t xml:space="preserve"> </w:t>
+            </w:r>
+            <w:r>
+              <w:rPr>
+                <w:rStyle w:val="VerbatimChar"/>
+              </w:rPr>
+              <w:t xml:space="preserve">App\Enums\StudentVerificationStatus</w:t>
+            </w:r>
+          </w:p>
+        </w:tc>
+        <w:tc>
+          <w:tcPr/>
+          <w:p>
+            <w:pPr>
+              <w:pStyle w:val="Compact"/>
+            </w:pPr>
+            <w:r>
+              <w:t xml:space="preserve">eDnevnik verifikacija lifecycle: unverified → pending → verified/mismatched/failed sa retry policy</w:t>
+            </w:r>
+          </w:p>
+        </w:tc>
+      </w:tr>
+      <w:tr>
+        <w:tc>
+          <w:tcPr/>
+          <w:p>
+            <w:pPr>
+              <w:pStyle w:val="Compact"/>
+            </w:pPr>
+            <w:r>
+              <w:t xml:space="preserve">13</w:t>
+            </w:r>
+          </w:p>
+        </w:tc>
+        <w:tc>
+          <w:tcPr/>
+          <w:p>
+            <w:pPr>
+              <w:pStyle w:val="Compact"/>
+            </w:pPr>
+            <w:r>
+              <w:rPr>
+                <w:b/>
+                <w:bCs/>
+              </w:rPr>
+              <w:t xml:space="preserve">ER dijagram</w:t>
+            </w:r>
+          </w:p>
+        </w:tc>
+        <w:tc>
+          <w:tcPr/>
+          <w:p>
+            <w:pPr>
+              <w:pStyle w:val="Compact"/>
+            </w:pPr>
+            <w:r>
+              <w:t xml:space="preserve">Entity-Relationship</w:t>
+            </w:r>
+          </w:p>
+        </w:tc>
+        <w:tc>
+          <w:tcPr/>
+          <w:p>
+            <w:pPr>
+              <w:pStyle w:val="Compact"/>
+            </w:pPr>
+            <w:r>
+              <w:rPr>
+                <w:rStyle w:val="VerbatimChar"/>
+              </w:rPr>
+              <w:t xml:space="preserve">database/migrations/</w:t>
+            </w:r>
+            <w:r>
+              <w:t xml:space="preserve"> </w:t>
+            </w:r>
+            <w:r>
+              <w:t xml:space="preserve">+</w:t>
+            </w:r>
+            <w:r>
+              <w:t xml:space="preserve"> </w:t>
+            </w:r>
+            <w:r>
+              <w:rPr>
+                <w:rStyle w:val="VerbatimChar"/>
+              </w:rPr>
+              <w:t xml:space="preserve">App\Models\</w:t>
+            </w:r>
+          </w:p>
+        </w:tc>
+        <w:tc>
+          <w:tcPr/>
+          <w:p>
+            <w:pPr>
+              <w:pStyle w:val="Compact"/>
+            </w:pPr>
+            <w:r>
+              <w:t xml:space="preserve">Logički model baze: 12 tabela (schools, users, sports, competitions, teams, team_members, medical_certificates, results, audit_log, notifications, jobs, failed_jobs) sa kardinalitetom</w:t>
+            </w:r>
+          </w:p>
+        </w:tc>
+      </w:tr>
+      <w:tr>
+        <w:tc>
+          <w:tcPr/>
+          <w:p>
+            <w:pPr>
+              <w:pStyle w:val="Compact"/>
+            </w:pPr>
+            <w:r>
+              <w:t xml:space="preserve">14</w:t>
+            </w:r>
+          </w:p>
+        </w:tc>
+        <w:tc>
+          <w:tcPr/>
+          <w:p>
+            <w:pPr>
+              <w:pStyle w:val="Compact"/>
+            </w:pPr>
+            <w:r>
+              <w:rPr>
+                <w:b/>
+                <w:bCs/>
+              </w:rPr>
+              <w:t xml:space="preserve">Object dijagram</w:t>
+            </w:r>
+          </w:p>
+        </w:tc>
+        <w:tc>
+          <w:tcPr/>
+          <w:p>
+            <w:pPr>
+              <w:pStyle w:val="Compact"/>
+            </w:pPr>
+            <w:r>
+              <w:t xml:space="preserve">Object</w:t>
+            </w:r>
+          </w:p>
+        </w:tc>
+        <w:tc>
+          <w:tcPr/>
+          <w:p>
+            <w:pPr>
+              <w:pStyle w:val="Compact"/>
+            </w:pPr>
+            <w:r>
+              <w:rPr>
+                <w:rStyle w:val="VerbatimChar"/>
+              </w:rPr>
+              <w:t xml:space="preserve">database/seeders/DemoResetSeeder.php</w:t>
+            </w:r>
+          </w:p>
+        </w:tc>
+        <w:tc>
+          <w:tcPr/>
+          <w:p>
+            <w:pPr>
+              <w:pStyle w:val="Compact"/>
+            </w:pPr>
+            <w:r>
+              <w:t xml:space="preserve">Snapshot demo data-e: 10 konkretnih instanci (admin, demoSchool, profPetar, studentMarko, stoniTenis, demoCompetition, demoTeam, demoMember, demoMc, auditEntry) sa svim atributima i relacijama</w:t>
             </w:r>
           </w:p>
         </w:tc>
@@ -3942,6 +4564,419 @@
         <w:pStyle w:val="BodyText"/>
       </w:pPr>
       <w:r>
+        <w:drawing>
+          <wp:inline>
+            <wp:extent cx="5334000" cy="13369800"/>
+            <wp:effectExtent b="0" l="0" r="0" t="0"/>
+            <wp:docPr descr="Slika 8: Activity dijagram UC5 — prijava ekipe" title="" id="47" name="Picture"/>
+            <a:graphic>
+              <a:graphicData uri="http://schemas.openxmlformats.org/drawingml/2006/picture">
+                <pic:pic>
+                  <pic:nvPicPr>
+                    <pic:cNvPr descr="uml/render/07-activity-uc5.png" id="48" name="Picture"/>
+                    <pic:cNvPicPr>
+                      <a:picLocks noChangeArrowheads="1" noChangeAspect="1"/>
+                    </pic:cNvPicPr>
+                  </pic:nvPicPr>
+                  <pic:blipFill>
+                    <a:blip r:embed="rId46"/>
+                    <a:stretch>
+                      <a:fillRect/>
+                    </a:stretch>
+                  </pic:blipFill>
+                  <pic:spPr bwMode="auto">
+                    <a:xfrm>
+                      <a:off x="0" y="0"/>
+                      <a:ext cx="5334000" cy="13369800"/>
+                    </a:xfrm>
+                    <a:prstGeom prst="rect">
+                      <a:avLst/>
+                    </a:prstGeom>
+                    <a:noFill/>
+                    <a:ln w="9525">
+                      <a:noFill/>
+                      <a:headEnd/>
+                      <a:tailEnd/>
+                    </a:ln>
+                  </pic:spPr>
+                </pic:pic>
+              </a:graphicData>
+            </a:graphic>
+          </wp:inline>
+        </w:drawing>
+      </w:r>
+    </w:p>
+    <w:p>
+      <w:pPr>
+        <w:pStyle w:val="BodyText"/>
+      </w:pPr>
+      <w:r>
+        <w:rPr>
+          <w:i/>
+          <w:iCs/>
+        </w:rPr>
+        <w:t xml:space="preserve">Slika 8: Activity dijagram UC5 — prijava ekipe</w:t>
+      </w:r>
+    </w:p>
+    <w:p>
+      <w:pPr>
+        <w:pStyle w:val="BodyText"/>
+      </w:pPr>
+      <w:r>
+        <w:drawing>
+          <wp:inline>
+            <wp:extent cx="5334000" cy="3041849"/>
+            <wp:effectExtent b="0" l="0" r="0" t="0"/>
+            <wp:docPr descr="Slika 9: Activity dijagram UC8 — eDnevnik verifikacija (5 HTTP grana)" title="" id="50" name="Picture"/>
+            <a:graphic>
+              <a:graphicData uri="http://schemas.openxmlformats.org/drawingml/2006/picture">
+                <pic:pic>
+                  <pic:nvPicPr>
+                    <pic:cNvPr descr="uml/render/08-activity-uc8.png" id="51" name="Picture"/>
+                    <pic:cNvPicPr>
+                      <a:picLocks noChangeArrowheads="1" noChangeAspect="1"/>
+                    </pic:cNvPicPr>
+                  </pic:nvPicPr>
+                  <pic:blipFill>
+                    <a:blip r:embed="rId49"/>
+                    <a:stretch>
+                      <a:fillRect/>
+                    </a:stretch>
+                  </pic:blipFill>
+                  <pic:spPr bwMode="auto">
+                    <a:xfrm>
+                      <a:off x="0" y="0"/>
+                      <a:ext cx="5334000" cy="3041849"/>
+                    </a:xfrm>
+                    <a:prstGeom prst="rect">
+                      <a:avLst/>
+                    </a:prstGeom>
+                    <a:noFill/>
+                    <a:ln w="9525">
+                      <a:noFill/>
+                      <a:headEnd/>
+                      <a:tailEnd/>
+                    </a:ln>
+                  </pic:spPr>
+                </pic:pic>
+              </a:graphicData>
+            </a:graphic>
+          </wp:inline>
+        </w:drawing>
+      </w:r>
+    </w:p>
+    <w:p>
+      <w:pPr>
+        <w:pStyle w:val="BodyText"/>
+      </w:pPr>
+      <w:r>
+        <w:rPr>
+          <w:i/>
+          <w:iCs/>
+        </w:rPr>
+        <w:t xml:space="preserve">Slika 9: Activity dijagram UC8 — eDnevnik verifikacija (5 HTTP grana)</w:t>
+      </w:r>
+    </w:p>
+    <w:p>
+      <w:pPr>
+        <w:pStyle w:val="BodyText"/>
+      </w:pPr>
+      <w:r>
+        <w:drawing>
+          <wp:inline>
+            <wp:extent cx="5334000" cy="3910678"/>
+            <wp:effectExtent b="0" l="0" r="0" t="0"/>
+            <wp:docPr descr="Slika 10: State machine — Team životni ciklus" title="" id="53" name="Picture"/>
+            <a:graphic>
+              <a:graphicData uri="http://schemas.openxmlformats.org/drawingml/2006/picture">
+                <pic:pic>
+                  <pic:nvPicPr>
+                    <pic:cNvPr descr="uml/render/09-state-team.png" id="54" name="Picture"/>
+                    <pic:cNvPicPr>
+                      <a:picLocks noChangeArrowheads="1" noChangeAspect="1"/>
+                    </pic:cNvPicPr>
+                  </pic:nvPicPr>
+                  <pic:blipFill>
+                    <a:blip r:embed="rId52"/>
+                    <a:stretch>
+                      <a:fillRect/>
+                    </a:stretch>
+                  </pic:blipFill>
+                  <pic:spPr bwMode="auto">
+                    <a:xfrm>
+                      <a:off x="0" y="0"/>
+                      <a:ext cx="5334000" cy="3910678"/>
+                    </a:xfrm>
+                    <a:prstGeom prst="rect">
+                      <a:avLst/>
+                    </a:prstGeom>
+                    <a:noFill/>
+                    <a:ln w="9525">
+                      <a:noFill/>
+                      <a:headEnd/>
+                      <a:tailEnd/>
+                    </a:ln>
+                  </pic:spPr>
+                </pic:pic>
+              </a:graphicData>
+            </a:graphic>
+          </wp:inline>
+        </w:drawing>
+      </w:r>
+    </w:p>
+    <w:p>
+      <w:pPr>
+        <w:pStyle w:val="BodyText"/>
+      </w:pPr>
+      <w:r>
+        <w:rPr>
+          <w:i/>
+          <w:iCs/>
+        </w:rPr>
+        <w:t xml:space="preserve">Slika 10: State machine — Team životni ciklus</w:t>
+      </w:r>
+    </w:p>
+    <w:p>
+      <w:pPr>
+        <w:pStyle w:val="BodyText"/>
+      </w:pPr>
+      <w:r>
+        <w:drawing>
+          <wp:inline>
+            <wp:extent cx="5334000" cy="4978017"/>
+            <wp:effectExtent b="0" l="0" r="0" t="0"/>
+            <wp:docPr descr="Slika 11: State machine — MedicalCertificate" title="" id="56" name="Picture"/>
+            <a:graphic>
+              <a:graphicData uri="http://schemas.openxmlformats.org/drawingml/2006/picture">
+                <pic:pic>
+                  <pic:nvPicPr>
+                    <pic:cNvPr descr="uml/render/10-state-medical-certificate.png" id="57" name="Picture"/>
+                    <pic:cNvPicPr>
+                      <a:picLocks noChangeArrowheads="1" noChangeAspect="1"/>
+                    </pic:cNvPicPr>
+                  </pic:nvPicPr>
+                  <pic:blipFill>
+                    <a:blip r:embed="rId55"/>
+                    <a:stretch>
+                      <a:fillRect/>
+                    </a:stretch>
+                  </pic:blipFill>
+                  <pic:spPr bwMode="auto">
+                    <a:xfrm>
+                      <a:off x="0" y="0"/>
+                      <a:ext cx="5334000" cy="4978017"/>
+                    </a:xfrm>
+                    <a:prstGeom prst="rect">
+                      <a:avLst/>
+                    </a:prstGeom>
+                    <a:noFill/>
+                    <a:ln w="9525">
+                      <a:noFill/>
+                      <a:headEnd/>
+                      <a:tailEnd/>
+                    </a:ln>
+                  </pic:spPr>
+                </pic:pic>
+              </a:graphicData>
+            </a:graphic>
+          </wp:inline>
+        </w:drawing>
+      </w:r>
+    </w:p>
+    <w:p>
+      <w:pPr>
+        <w:pStyle w:val="BodyText"/>
+      </w:pPr>
+      <w:r>
+        <w:rPr>
+          <w:i/>
+          <w:iCs/>
+        </w:rPr>
+        <w:t xml:space="preserve">Slika 11: State machine — MedicalCertificate</w:t>
+      </w:r>
+    </w:p>
+    <w:p>
+      <w:pPr>
+        <w:pStyle w:val="BodyText"/>
+      </w:pPr>
+      <w:r>
+        <w:drawing>
+          <wp:inline>
+            <wp:extent cx="5334000" cy="1920083"/>
+            <wp:effectExtent b="0" l="0" r="0" t="0"/>
+            <wp:docPr descr="Slika 12: State machine — Student.verification_status" title="" id="59" name="Picture"/>
+            <a:graphic>
+              <a:graphicData uri="http://schemas.openxmlformats.org/drawingml/2006/picture">
+                <pic:pic>
+                  <pic:nvPicPr>
+                    <pic:cNvPr descr="uml/render/11-state-student-verification.png" id="60" name="Picture"/>
+                    <pic:cNvPicPr>
+                      <a:picLocks noChangeArrowheads="1" noChangeAspect="1"/>
+                    </pic:cNvPicPr>
+                  </pic:nvPicPr>
+                  <pic:blipFill>
+                    <a:blip r:embed="rId58"/>
+                    <a:stretch>
+                      <a:fillRect/>
+                    </a:stretch>
+                  </pic:blipFill>
+                  <pic:spPr bwMode="auto">
+                    <a:xfrm>
+                      <a:off x="0" y="0"/>
+                      <a:ext cx="5334000" cy="1920083"/>
+                    </a:xfrm>
+                    <a:prstGeom prst="rect">
+                      <a:avLst/>
+                    </a:prstGeom>
+                    <a:noFill/>
+                    <a:ln w="9525">
+                      <a:noFill/>
+                      <a:headEnd/>
+                      <a:tailEnd/>
+                    </a:ln>
+                  </pic:spPr>
+                </pic:pic>
+              </a:graphicData>
+            </a:graphic>
+          </wp:inline>
+        </w:drawing>
+      </w:r>
+    </w:p>
+    <w:p>
+      <w:pPr>
+        <w:pStyle w:val="BodyText"/>
+      </w:pPr>
+      <w:r>
+        <w:rPr>
+          <w:i/>
+          <w:iCs/>
+        </w:rPr>
+        <w:t xml:space="preserve">Slika 12: State machine — Student.verification_status</w:t>
+      </w:r>
+    </w:p>
+    <w:p>
+      <w:pPr>
+        <w:pStyle w:val="BodyText"/>
+      </w:pPr>
+      <w:r>
+        <w:drawing>
+          <wp:inline>
+            <wp:extent cx="5334000" cy="4357054"/>
+            <wp:effectExtent b="0" l="0" r="0" t="0"/>
+            <wp:docPr descr="Slika 13: ER dijagram — logički model baze" title="" id="62" name="Picture"/>
+            <a:graphic>
+              <a:graphicData uri="http://schemas.openxmlformats.org/drawingml/2006/picture">
+                <pic:pic>
+                  <pic:nvPicPr>
+                    <pic:cNvPr descr="uml/render/12-er-diagram.png" id="63" name="Picture"/>
+                    <pic:cNvPicPr>
+                      <a:picLocks noChangeArrowheads="1" noChangeAspect="1"/>
+                    </pic:cNvPicPr>
+                  </pic:nvPicPr>
+                  <pic:blipFill>
+                    <a:blip r:embed="rId61"/>
+                    <a:stretch>
+                      <a:fillRect/>
+                    </a:stretch>
+                  </pic:blipFill>
+                  <pic:spPr bwMode="auto">
+                    <a:xfrm>
+                      <a:off x="0" y="0"/>
+                      <a:ext cx="5334000" cy="4357054"/>
+                    </a:xfrm>
+                    <a:prstGeom prst="rect">
+                      <a:avLst/>
+                    </a:prstGeom>
+                    <a:noFill/>
+                    <a:ln w="9525">
+                      <a:noFill/>
+                      <a:headEnd/>
+                      <a:tailEnd/>
+                    </a:ln>
+                  </pic:spPr>
+                </pic:pic>
+              </a:graphicData>
+            </a:graphic>
+          </wp:inline>
+        </w:drawing>
+      </w:r>
+    </w:p>
+    <w:p>
+      <w:pPr>
+        <w:pStyle w:val="BodyText"/>
+      </w:pPr>
+      <w:r>
+        <w:rPr>
+          <w:i/>
+          <w:iCs/>
+        </w:rPr>
+        <w:t xml:space="preserve">Slika 13: ER dijagram — logički model baze</w:t>
+      </w:r>
+    </w:p>
+    <w:p>
+      <w:pPr>
+        <w:pStyle w:val="BodyText"/>
+      </w:pPr>
+      <w:r>
+        <w:drawing>
+          <wp:inline>
+            <wp:extent cx="5334000" cy="4793445"/>
+            <wp:effectExtent b="0" l="0" r="0" t="0"/>
+            <wp:docPr descr="Slika 14: Object dijagram — snapshot demo data-e" title="" id="65" name="Picture"/>
+            <a:graphic>
+              <a:graphicData uri="http://schemas.openxmlformats.org/drawingml/2006/picture">
+                <pic:pic>
+                  <pic:nvPicPr>
+                    <pic:cNvPr descr="uml/render/13-object-diagram.png" id="66" name="Picture"/>
+                    <pic:cNvPicPr>
+                      <a:picLocks noChangeArrowheads="1" noChangeAspect="1"/>
+                    </pic:cNvPicPr>
+                  </pic:nvPicPr>
+                  <pic:blipFill>
+                    <a:blip r:embed="rId64"/>
+                    <a:stretch>
+                      <a:fillRect/>
+                    </a:stretch>
+                  </pic:blipFill>
+                  <pic:spPr bwMode="auto">
+                    <a:xfrm>
+                      <a:off x="0" y="0"/>
+                      <a:ext cx="5334000" cy="4793445"/>
+                    </a:xfrm>
+                    <a:prstGeom prst="rect">
+                      <a:avLst/>
+                    </a:prstGeom>
+                    <a:noFill/>
+                    <a:ln w="9525">
+                      <a:noFill/>
+                      <a:headEnd/>
+                      <a:tailEnd/>
+                    </a:ln>
+                  </pic:spPr>
+                </pic:pic>
+              </a:graphicData>
+            </a:graphic>
+          </wp:inline>
+        </w:drawing>
+      </w:r>
+    </w:p>
+    <w:p>
+      <w:pPr>
+        <w:pStyle w:val="BodyText"/>
+      </w:pPr>
+      <w:r>
+        <w:rPr>
+          <w:i/>
+          <w:iCs/>
+        </w:rPr>
+        <w:t xml:space="preserve">Slika 14: Object dijagram — snapshot demo data-e</w:t>
+      </w:r>
+    </w:p>
+    <w:p>
+      <w:pPr>
+        <w:pStyle w:val="BodyText"/>
+      </w:pPr>
+      <w:r>
         <w:t xml:space="preserve">Detalji i uputstvo za render:</w:t>
       </w:r>
       <w:r>
@@ -3957,8 +4992,8 @@
         <w:t xml:space="preserve">.</w:t>
       </w:r>
     </w:p>
-    <w:bookmarkEnd w:id="46"/>
-    <w:bookmarkStart w:id="47" w:name="Xd22373a11675b22eb7f40d9cc23a2b64c852203"/>
+    <w:bookmarkEnd w:id="67"/>
+    <w:bookmarkStart w:id="68" w:name="Xd22373a11675b22eb7f40d9cc23a2b64c852203"/>
     <w:p>
       <w:pPr>
         <w:pStyle w:val="Heading2"/>
@@ -4378,8 +5413,8 @@
         </w:tc>
       </w:tr>
     </w:tbl>
-    <w:bookmarkEnd w:id="47"/>
-    <w:bookmarkEnd w:id="48"/>
+    <w:bookmarkEnd w:id="68"/>
+    <w:bookmarkEnd w:id="69"/>
     <w:sectPr>
       <w:footnotePr>
         <w:numRestart w:val="eachSect"/>
